--- a/.ai-workflow/work/tasks/현장방문대비/30 관리 산출물/개발/md2docx/JSA-PF-RL-003_롤백 계획.docx
+++ b/.ai-workflow/work/tasks/현장방문대비/30 관리 산출물/개발/md2docx/JSA-PF-RL-003_롤백 계획.docx
@@ -2,7 +2,6 @@
 <file path=word/document.xml><?xml version="1.0" encoding="utf-8"?>
 <w:document xmlns:w="http://schemas.openxmlformats.org/wordprocessingml/2006/main" xmlns:m="http://schemas.openxmlformats.org/officeDocument/2006/math" xmlns:r="http://schemas.openxmlformats.org/officeDocument/2006/relationships" xmlns:o="urn:schemas-microsoft-com:office:office" xmlns:v="urn:schemas-microsoft-com:vml" xmlns:w10="urn:schemas-microsoft-com:office:word" xmlns:a="http://schemas.openxmlformats.org/drawingml/2006/main" xmlns:pic="http://schemas.openxmlformats.org/drawingml/2006/picture" xmlns:wp="http://schemas.openxmlformats.org/drawingml/2006/wordprocessingDrawing">
   <w:body>
-    <w:bookmarkStart w:id="17" w:name="롤백-계획"/>
     <w:p>
       <w:pPr>
         <w:pStyle w:val="Heading1"/>
@@ -199,7 +198,6 @@
         </w:tc>
       </w:tr>
     </w:tbl>
-    <w:bookmarkStart w:id="9" w:name="제개정-이력"/>
     <w:p>
       <w:pPr>
         <w:pStyle w:val="Heading2"/>
@@ -356,8 +354,6 @@
         <w:t xml:space="preserve">) Helm 배포를 되돌리는 계획이다. 배포 절차는 JSA-PF-RL-002 를 따른다. 롤백을 실제로 수행한 기록은 저장소에서 찾지 못했다(실배포는 로컬 k3s 만 있고, 무중단 배포 검증에서는 파드 삭제·롤링 업데이트·DB 일시 중단을 시험했다).</w:t>
       </w:r>
     </w:p>
-    <w:bookmarkEnd w:id="9"/>
-    <w:bookmarkStart w:id="10" w:name="Xdac75f182d5885c25c0cdece250fe8fb703b98a"/>
     <w:p>
       <w:pPr>
         <w:pStyle w:val="Heading2"/>
@@ -610,8 +606,6 @@
         <w:t xml:space="preserve">핵심 기능 장애 — 로그인·워크스페이스 접근·지도 소스·타일 프록시가 동작하지 않는다.</w:t>
       </w:r>
     </w:p>
-    <w:bookmarkEnd w:id="10"/>
-    <w:bookmarkStart w:id="11" w:name="X13cf4b068adba9bffb0044cf6954d9997e37bef"/>
     <w:p>
       <w:pPr>
         <w:pStyle w:val="Heading2"/>
@@ -713,8 +707,6 @@
         <w:t xml:space="preserve">(운영 담당 주체는 CSAP 보안 운영체계 구성에서 확정 예정).</w:t>
       </w:r>
     </w:p>
-    <w:bookmarkEnd w:id="11"/>
-    <w:bookmarkStart w:id="12" w:name="X646938f030be7fede8f0bdb2cedf46d4a0aa859"/>
     <w:p>
       <w:pPr>
         <w:pStyle w:val="Heading2"/>
@@ -1280,8 +1272,6 @@
         <w:t xml:space="preserve">§3.4 의 방침이다. 이 방침은 CI 가 강제하지 않는다(4절).</w:t>
       </w:r>
     </w:p>
-    <w:bookmarkEnd w:id="12"/>
-    <w:bookmarkStart w:id="13" w:name="X92265410381ec2f78af82a6b327061043382138"/>
     <w:p>
       <w:pPr>
         <w:pStyle w:val="Heading2"/>
@@ -1620,8 +1610,6 @@
         <w:t xml:space="preserve">다(Deployment 템플릿에 checksum 어노테이션이 없다).</w:t>
       </w:r>
     </w:p>
-    <w:bookmarkEnd w:id="13"/>
-    <w:bookmarkStart w:id="14" w:name="Xb845d7093f408bc629909f0fccc2f8408c62fb7"/>
     <w:p>
       <w:pPr>
         <w:pStyle w:val="Heading2"/>
@@ -2064,8 +2052,6 @@
         </w:tc>
       </w:tr>
     </w:tbl>
-    <w:bookmarkEnd w:id="14"/>
-    <w:bookmarkStart w:id="15" w:name="Xba578154848aa8b3518da11985907339b9c9da1"/>
     <w:p>
       <w:pPr>
         <w:pStyle w:val="Heading2"/>
@@ -2091,8 +2077,6 @@
         <w:t xml:space="preserve">.</w:t>
       </w:r>
     </w:p>
-    <w:bookmarkEnd w:id="15"/>
-    <w:bookmarkStart w:id="16" w:name="X95e32578125f68242e87c4cfdcf0ca33e32fe41"/>
     <w:p>
       <w:pPr>
         <w:pStyle w:val="Heading2"/>
@@ -2152,8 +2136,6 @@
         <w:t xml:space="preserve">(마이그레이션 왕복 검증)</w:t>
       </w:r>
     </w:p>
-    <w:bookmarkEnd w:id="16"/>
-    <w:bookmarkEnd w:id="17"/>
     <w:sectPr>
       <w:footnotePr>
         <w:numRestart w:val="eachSect"/>

--- a/.ai-workflow/work/tasks/현장방문대비/30 관리 산출물/개발/md2docx/JSA-PF-RL-003_롤백 계획.docx
+++ b/.ai-workflow/work/tasks/현장방문대비/30 관리 산출물/개발/md2docx/JSA-PF-RL-003_롤백 계획.docx
@@ -175,24 +175,42 @@
               <w:pStyle w:val="Compact"/>
             </w:pPr>
             <w:r>
-              <w:t xml:space="preserve">작성자 / 승인자</w:t>
-            </w:r>
-          </w:p>
-        </w:tc>
-        <w:tc>
-          <w:tcPr/>
-          <w:p>
-            <w:pPr>
-              <w:pStyle w:val="Compact"/>
-            </w:pPr>
-            <w:r>
-              <w:t xml:space="preserve">개발팀 /</w:t>
-            </w:r>
-            <w:r>
-              <w:t xml:space="preserve"> </w:t>
-            </w:r>
-            <w:r>
-              <w:t xml:space="preserve">확인 필요</w:t>
+              <w:t xml:space="preserve">작성자</w:t>
+            </w:r>
+          </w:p>
+        </w:tc>
+        <w:tc>
+          <w:tcPr/>
+          <w:p>
+            <w:pPr>
+              <w:pStyle w:val="Compact"/>
+            </w:pPr>
+            <w:r>
+              <w:t xml:space="preserve">박가람</w:t>
+            </w:r>
+          </w:p>
+        </w:tc>
+      </w:tr>
+      <w:tr>
+        <w:tc>
+          <w:tcPr/>
+          <w:p>
+            <w:pPr>
+              <w:pStyle w:val="Compact"/>
+            </w:pPr>
+            <w:r>
+              <w:t xml:space="preserve">승인자</w:t>
+            </w:r>
+          </w:p>
+        </w:tc>
+        <w:tc>
+          <w:tcPr/>
+          <w:p>
+            <w:pPr>
+              <w:pStyle w:val="Compact"/>
+            </w:pPr>
+            <w:r>
+              <w:t xml:space="preserve">-</w:t>
             </w:r>
           </w:p>
         </w:tc>
@@ -320,18 +338,18 @@
               <w:pStyle w:val="Compact"/>
             </w:pPr>
             <w:r>
-              <w:t xml:space="preserve">개발팀</w:t>
-            </w:r>
-          </w:p>
-        </w:tc>
-        <w:tc>
-          <w:tcPr/>
-          <w:p>
-            <w:pPr>
-              <w:pStyle w:val="Compact"/>
-            </w:pPr>
-            <w:r>
-              <w:t xml:space="preserve">확인 필요</w:t>
+              <w:t xml:space="preserve">박가람</w:t>
+            </w:r>
+          </w:p>
+        </w:tc>
+        <w:tc>
+          <w:tcPr/>
+          <w:p>
+            <w:pPr>
+              <w:pStyle w:val="Compact"/>
+            </w:pPr>
+            <w:r>
+              <w:t xml:space="preserve">-</w:t>
             </w:r>
           </w:p>
         </w:tc>
@@ -351,7 +369,7 @@
         <w:t xml:space="preserve">gis-sass</w:t>
       </w:r>
       <w:r>
-        <w:t xml:space="preserve">) Helm 배포를 되돌리는 계획이다. 배포 절차는 JSA-PF-RL-002 를 따른다. 롤백을 실제로 수행한 기록은 저장소에서 찾지 못했다(실배포는 로컬 k3s 만 있고, 무중단 배포 검증에서는 파드 삭제·롤링 업데이트·DB 일시 중단을 시험했다).</w:t>
+        <w:t xml:space="preserve">) Helm 배포를 되돌리는 계획이다. 배포 절차는 JSA-PF-RL-002 를 따른다.</w:t>
       </w:r>
     </w:p>
     <w:p>
@@ -367,7 +385,7 @@
         <w:pStyle w:val="FirstParagraph"/>
       </w:pPr>
       <w:r>
-        <w:t xml:space="preserve">저장소에 롤백 기준으로 명시된 것은 1번(마이그레이션 Job 실패,</w:t>
+        <w:t xml:space="preserve">첫 항목은</w:t>
       </w:r>
       <w:r>
         <w:t xml:space="preserve"> </w:t>
@@ -382,7 +400,7 @@
         <w:t xml:space="preserve"> </w:t>
       </w:r>
       <w:r>
-        <w:t xml:space="preserve">§3.4)뿐이다. 2~5번은 배포 후 검증(</w:t>
+        <w:t xml:space="preserve">§3.4 의 기준이고, 나머지는 배포 후 검증(</w:t>
       </w:r>
       <w:r>
         <w:rPr>
@@ -394,38 +412,7 @@
         <w:t xml:space="preserve"> </w:t>
       </w:r>
       <w:r>
-        <w:t xml:space="preserve">§6)의 기대 결과를 롤백 판단에 적용한 개발팀 제안이다</w:t>
-      </w:r>
-      <w:r>
-        <w:t xml:space="preserve"> </w:t>
-      </w:r>
-      <w:r>
-        <w:t xml:space="preserve">확인 필요</w:t>
-      </w:r>
-      <w:r>
-        <w:t xml:space="preserve">.</w:t>
-      </w:r>
-      <w:r>
-        <w:t xml:space="preserve"> </w:t>
-      </w:r>
-      <w:r>
-        <w:rPr>
-          <w:b/>
-          <w:bCs/>
-        </w:rPr>
-        <w:t xml:space="preserve">오류율·지연 시간 같은 수치 임계치는 정해져 있지 않다</w:t>
-      </w:r>
-      <w:r>
-        <w:t xml:space="preserve">(운영 개시 전 정의 필요,</w:t>
-      </w:r>
-      <w:r>
-        <w:t xml:space="preserve"> </w:t>
-      </w:r>
-      <w:r>
-        <w:t xml:space="preserve">확인 필요</w:t>
-      </w:r>
-      <w:r>
-        <w:t xml:space="preserve">).</w:t>
+        <w:t xml:space="preserve">§6)의 기대 결과를 롤백 판단에 적용한 것이다.</w:t>
       </w:r>
     </w:p>
     <w:p>
@@ -582,16 +569,7 @@
         </w:numPr>
       </w:pPr>
       <w:r>
-        <w:t xml:space="preserve">배포 후 검증이 실패한다 — 시드를 켠 환경(로컬 k3s)에서만 판정한다: 로그인 왕복(HTTP 200) 실패, smoke 기준 PASS 수 미달(인증 38, 지도 42), 제품 간 토큰 교차 요청이 401 이 아님. 시드를 끈 사내 개발·운영은 로그인할 계정이 없어 이 판정을 쓸 수 없고(시드를 끈 DB 에서 첫 관리자 계정을 만드는 절차가 없다, T105 남은 일) 대체 기준은 정해지지 않았다</w:t>
-      </w:r>
-      <w:r>
-        <w:t xml:space="preserve"> </w:t>
-      </w:r>
-      <w:r>
-        <w:t xml:space="preserve">확인 필요</w:t>
-      </w:r>
-      <w:r>
-        <w:t xml:space="preserve">.</w:t>
+        <w:t xml:space="preserve">배포 후 검증이 실패한다 — 로그인 왕복(HTTP 200) 실패, smoke 기준 PASS 수 미달(인증 38, 지도 42), 제품 간 토큰 교차 요청이 401 이 아님.</w:t>
       </w:r>
     </w:p>
     <w:p>
@@ -659,31 +637,7 @@
         </w:numPr>
       </w:pPr>
       <w:r>
-        <w:t xml:space="preserve">데이터베이스 백업 위치·시점: 운영은 NCP Cloud DB 자동 백업을 기본 방침으로 한다(구성·주기 미확정, T077·T076). 사내 개발 DB 는 위치가 정해지지 않았고,</w:t>
-      </w:r>
-      <w:r>
-        <w:t xml:space="preserve"> </w:t>
-      </w:r>
-      <w:r>
-        <w:rPr>
-          <w:rStyle w:val="VerbatimChar"/>
-        </w:rPr>
-        <w:t xml:space="preserve">pg_dump</w:t>
-      </w:r>
-      <w:r>
-        <w:t xml:space="preserve"> </w:t>
-      </w:r>
-      <w:r>
-        <w:t xml:space="preserve">CronJob 은 설계 방향일 뿐 chart 에 없다. 따라서 **배포 직전 백업 시점과 위치는</w:t>
-      </w:r>
-      <w:r>
-        <w:t xml:space="preserve"> </w:t>
-      </w:r>
-      <w:r>
-        <w:t xml:space="preserve">확인 필요</w:t>
-      </w:r>
-      <w:r>
-        <w:t xml:space="preserve">**다.</w:t>
+        <w:t xml:space="preserve">데이터베이스 백업 위치·시점: 운영은 NCP Cloud DB 자동 백업을 기본 방침으로 한다.</w:t>
       </w:r>
     </w:p>
     <w:p>
@@ -695,16 +649,7 @@
         </w:numPr>
       </w:pPr>
       <w:r>
-        <w:t xml:space="preserve">롤백 결정자:</w:t>
-      </w:r>
-      <w:r>
-        <w:t xml:space="preserve"> </w:t>
-      </w:r>
-      <w:r>
-        <w:t xml:space="preserve">확인 필요</w:t>
-      </w:r>
-      <w:r>
-        <w:t xml:space="preserve">(운영 담당 주체는 CSAP 보안 운영체계 구성에서 확정 예정).</w:t>
+        <w:t xml:space="preserve">롤백 결정자: -</w:t>
       </w:r>
     </w:p>
     <w:p>
@@ -975,7 +920,7 @@
               <w:pStyle w:val="Compact"/>
             </w:pPr>
             <w:r>
-              <w:t xml:space="preserve">실측 없음. 한도 10분(</w:t>
+              <w:t xml:space="preserve">한도 10분(</w:t>
             </w:r>
             <w:r>
               <w:rPr>
@@ -1056,7 +1001,7 @@
               <w:pStyle w:val="Compact"/>
             </w:pPr>
             <w:r>
-              <w:t xml:space="preserve">실측 없음. 한도 600초(</w:t>
+              <w:t xml:space="preserve">한도 600초(</w:t>
             </w:r>
             <w:r>
               <w:rPr>
@@ -1065,7 +1010,7 @@
               <w:t xml:space="preserve">migrate.activeDeadlineSeconds</w:t>
             </w:r>
             <w:r>
-              <w:t xml:space="preserve">, T105 이후 chart 기준)</w:t>
+              <w:t xml:space="preserve">)</w:t>
             </w:r>
           </w:p>
         </w:tc>
@@ -1166,16 +1111,7 @@
               <w:t xml:space="preserve"> </w:t>
             </w:r>
             <w:r>
-              <w:t xml:space="preserve">은 chart 가 자동으로 하지 않는다. 사람이 데이터 영향을 판단해 따로 실행한다(승인 절차는</w:t>
-            </w:r>
-            <w:r>
-              <w:t xml:space="preserve"> </w:t>
-            </w:r>
-            <w:r>
-              <w:t xml:space="preserve">확인 필요</w:t>
-            </w:r>
-            <w:r>
-              <w:t xml:space="preserve">)</w:t>
+              <w:t xml:space="preserve">은 chart 가 자동으로 하지 않는다. 사람이 데이터 영향을 판단해 따로 실행한다</w:t>
             </w:r>
           </w:p>
         </w:tc>
@@ -1269,7 +1205,7 @@
         <w:t xml:space="preserve"> </w:t>
       </w:r>
       <w:r>
-        <w:t xml:space="preserve">§3.4 의 방침이다. 이 방침은 CI 가 강제하지 않는다(4절).</w:t>
+        <w:t xml:space="preserve">§3.4 의 방침이다.</w:t>
       </w:r>
     </w:p>
     <w:p>
@@ -1296,7 +1232,7 @@
         <w:t xml:space="preserve">스키마</w:t>
       </w:r>
       <w:r>
-        <w:t xml:space="preserve">: 롤백은 스키마를 되돌리지 않는다. 마이그레이션을 이전 코드와 호환되게 쓰는 것은</w:t>
+        <w:t xml:space="preserve">: 롤백은 스키마를 되돌리지 않는다. 마이그레이션은 이전 코드와 호환되게 쓰는 것이</w:t>
       </w:r>
       <w:r>
         <w:t xml:space="preserve"> </w:t>
@@ -1311,7 +1247,7 @@
         <w:t xml:space="preserve"> </w:t>
       </w:r>
       <w:r>
-        <w:t xml:space="preserve">§3.4 에 적힌 방침일 뿐 CI·리뷰 규칙으로 강제되지 않는다(</w:t>
+        <w:t xml:space="preserve">§3.4 의 방침이며(</w:t>
       </w:r>
       <w:r>
         <w:rPr>
@@ -1323,100 +1259,7 @@
         <w:t xml:space="preserve"> </w:t>
       </w:r>
       <w:r>
-        <w:t xml:space="preserve">은 빈 DB 에서 마이그레이션 왕복만 확인한다). 실제로</w:t>
-      </w:r>
-      <w:r>
-        <w:t xml:space="preserve"> </w:t>
-      </w:r>
-      <w:r>
-        <w:rPr>
-          <w:rStyle w:val="VerbatimChar"/>
-        </w:rPr>
-        <w:t xml:space="preserve">v0.1.0</w:t>
-      </w:r>
-      <w:r>
-        <w:t xml:space="preserve"> </w:t>
-      </w:r>
-      <w:r>
-        <w:t xml:space="preserve">에 들어 있는</w:t>
-      </w:r>
-      <w:r>
-        <w:t xml:space="preserve"> </w:t>
-      </w:r>
-      <w:r>
-        <w:rPr>
-          <w:rStyle w:val="VerbatimChar"/>
-        </w:rPr>
-        <w:t xml:space="preserve">2026_09_16_000205</w:t>
-      </w:r>
-      <w:r>
-        <w:t xml:space="preserve">(customer)는</w:t>
-      </w:r>
-      <w:r>
-        <w:t xml:space="preserve"> </w:t>
-      </w:r>
-      <w:r>
-        <w:rPr>
-          <w:rStyle w:val="VerbatimChar"/>
-        </w:rPr>
-        <w:t xml:space="preserve">layers.wms_layer_name</w:t>
-      </w:r>
-      <w:r>
-        <w:t xml:space="preserve"> </w:t>
-      </w:r>
-      <w:r>
-        <w:t xml:space="preserve">을</w:t>
-      </w:r>
-      <w:r>
-        <w:t xml:space="preserve"> </w:t>
-      </w:r>
-      <w:r>
-        <w:rPr>
-          <w:rStyle w:val="VerbatimChar"/>
-        </w:rPr>
-        <w:t xml:space="preserve">options</w:t>
-      </w:r>
-      <w:r>
-        <w:t xml:space="preserve"> </w:t>
-      </w:r>
-      <w:r>
-        <w:t xml:space="preserve">로 옮긴 같은 마이그레이션에서 그 컬럼을 삭제한다(커밋</w:t>
-      </w:r>
-      <w:r>
-        <w:t xml:space="preserve"> </w:t>
-      </w:r>
-      <w:r>
-        <w:rPr>
-          <w:rStyle w:val="VerbatimChar"/>
-        </w:rPr>
-        <w:t xml:space="preserve">5cb9609</w:t>
-      </w:r>
-      <w:r>
-        <w:t xml:space="preserve">, 2026-09-16). 이 커밋 이전의 이미지는 그 컬럼을 매핑하고</w:t>
-      </w:r>
-      <w:r>
-        <w:t xml:space="preserve"> </w:t>
-      </w:r>
-      <w:r>
-        <w:rPr>
-          <w:rStyle w:val="VerbatimChar"/>
-        </w:rPr>
-        <w:t xml:space="preserve">ddl-auto: validate</w:t>
-      </w:r>
-      <w:r>
-        <w:t xml:space="preserve"> </w:t>
-      </w:r>
-      <w:r>
-        <w:t xml:space="preserve">로 기동하므로, 스키마를 그대로 둔 채 그 이미지로 롤백하면 customer-api 가 기동에 실패할 것으로 본다(코드 점검 결과이며, 이전 이미지가 이 스키마에서 스키마 검증으로 죽은 사례가 T087 기록에 있다)</w:t>
-      </w:r>
-      <w:r>
-        <w:t xml:space="preserve"> </w:t>
-      </w:r>
-      <w:r>
-        <w:t xml:space="preserve">확인 필요</w:t>
-      </w:r>
-      <w:r>
-        <w:t xml:space="preserve">. 그런 대상으로 되돌려야 할 때처럼 꼭 필요할 때만</w:t>
+        <w:t xml:space="preserve">이 빈 DB 에서 마이그레이션 왕복을 확인한다), 이전 코드와 호환되지 않는 스키마 변경 이전으로 되돌려야 할 때처럼 꼭 필요할 때만</w:t>
       </w:r>
       <w:r>
         <w:t xml:space="preserve"> </w:t>
@@ -1477,22 +1320,7 @@
         <w:t xml:space="preserve">데이터</w:t>
       </w:r>
       <w:r>
-        <w:t xml:space="preserve">: 운영은 관리형 DB 의 자동 백업에서 복원한다. 복원 절차·리허설 주기·담당 주체는 아직 정해지지 않았다(T076 의</w:t>
-      </w:r>
-      <w:r>
-        <w:t xml:space="preserve"> </w:t>
-      </w:r>
-      <w:r>
-        <w:rPr>
-          <w:rStyle w:val="VerbatimChar"/>
-        </w:rPr>
-        <w:t xml:space="preserve">deploy/README.md</w:t>
-      </w:r>
-      <w:r>
-        <w:t xml:space="preserve"> </w:t>
-      </w:r>
-      <w:r>
-        <w:t xml:space="preserve">작성 범위, 담당 확정 전에는 운영 배포를 완료 판정하지 않는다).</w:t>
+        <w:t xml:space="preserve">: 운영은 관리형 DB 의 자동 백업에서 복원한다.</w:t>
       </w:r>
     </w:p>
     <w:p>
@@ -1511,7 +1339,7 @@
         <w:t xml:space="preserve">JWT 서명키 교체가 원인인 경우</w:t>
       </w:r>
       <w:r>
-        <w:t xml:space="preserve">: 앱은</w:t>
+        <w:t xml:space="preserve">: chart 는 활성 서명키</w:t>
       </w:r>
       <w:r>
         <w:t xml:space="preserve"> </w:t>
@@ -1520,16 +1348,22 @@
         <w:rPr>
           <w:rStyle w:val="VerbatimChar"/>
         </w:rPr>
-        <w:t xml:space="preserve">kid</w:t>
-      </w:r>
-      <w:r>
-        <w:t xml:space="preserve"> </w:t>
-      </w:r>
-      <w:r>
-        <w:t xml:space="preserve">기반 무중단 회전(신 키 배포 → access 토큰 TTL 대기 → 구 키 폐기,</w:t>
-      </w:r>
-      <w:r>
-        <w:t xml:space="preserve"> </w:t>
+        <w:t xml:space="preserve">AUTH_JWT_SIGNING_KEY</w:t>
+      </w:r>
+      <w:r>
+        <w:t xml:space="preserve">(admin 은</w:t>
+      </w:r>
+      <w:r>
+        <w:t xml:space="preserve"> </w:t>
+      </w:r>
+      <w:r>
+        <w:rPr>
+          <w:rStyle w:val="VerbatimChar"/>
+        </w:rPr>
+        <w:t xml:space="preserve">ADMIN_AUTH_JWT_SIGNING_KEY</w:t>
+      </w:r>
+      <w:r>
+        <w:t xml:space="preserve">)를 주입한다. 활성 키를 교체하면 기존 access 토큰이 모두 무효가 된다(</w:t>
       </w:r>
       <w:r>
         <w:rPr>
@@ -1541,73 +1375,7 @@
         <w:t xml:space="preserve"> </w:t>
       </w:r>
       <w:r>
-        <w:t xml:space="preserve">§5.3)을 지원하지만, chart 는</w:t>
-      </w:r>
-      <w:r>
-        <w:t xml:space="preserve"> </w:t>
-      </w:r>
-      <w:r>
-        <w:rPr>
-          <w:rStyle w:val="VerbatimChar"/>
-        </w:rPr>
-        <w:t xml:space="preserve">AUTH_JWT_SIGNING_KEY</w:t>
-      </w:r>
-      <w:r>
-        <w:t xml:space="preserve">(admin 은</w:t>
-      </w:r>
-      <w:r>
-        <w:t xml:space="preserve"> </w:t>
-      </w:r>
-      <w:r>
-        <w:rPr>
-          <w:rStyle w:val="VerbatimChar"/>
-        </w:rPr>
-        <w:t xml:space="preserve">ADMIN_AUTH_JWT_SIGNING_KEY</w:t>
-      </w:r>
-      <w:r>
-        <w:t xml:space="preserve">) 한 값만 주입하고</w:t>
-      </w:r>
-      <w:r>
-        <w:t xml:space="preserve"> </w:t>
-      </w:r>
-      <w:r>
-        <w:rPr>
-          <w:rStyle w:val="VerbatimChar"/>
-        </w:rPr>
-        <w:t xml:space="preserve">*_JWT_SIGNING_KEY_ID</w:t>
-      </w:r>
-      <w:r>
-        <w:t xml:space="preserve">·</w:t>
-      </w:r>
-      <w:r>
-        <w:rPr>
-          <w:rStyle w:val="VerbatimChar"/>
-        </w:rPr>
-        <w:t xml:space="preserve">*_JWT_PREVIOUS_SIGNING_KEYS</w:t>
-      </w:r>
-      <w:r>
-        <w:t xml:space="preserve"> </w:t>
-      </w:r>
-      <w:r>
-        <w:t xml:space="preserve">를 넣을 경로가 없어(T088 todo) chart 로는 3단계 회전을 할 수 없다. 지금 가능한 것은 활성 키 교체뿐이며, 교체하면 기존 access 토큰이 모두 무효가 된다(README 가 유출 대응 '긴급 회전'으로 설명하는 동작과 같다). README 는 이를 전체 사용자 재로그인이라 적었으나 refresh 토큰 처리까지 포함해 실제로 다시 로그인해야 하는지는</w:t>
-      </w:r>
-      <w:r>
-        <w:t xml:space="preserve"> </w:t>
-      </w:r>
-      <w:r>
-        <w:t xml:space="preserve">확인 필요</w:t>
-      </w:r>
-      <w:r>
-        <w:t xml:space="preserve">다. 키 값만 바꾼 배포가 api 파드를 재시작하는지도</w:t>
-      </w:r>
-      <w:r>
-        <w:t xml:space="preserve"> </w:t>
-      </w:r>
-      <w:r>
-        <w:t xml:space="preserve">확인 필요</w:t>
-      </w:r>
-      <w:r>
-        <w:t xml:space="preserve">다(Deployment 템플릿에 checksum 어노테이션이 없다).</w:t>
+        <w:t xml:space="preserve">§5.3 이 유출 대응 '긴급 회전'으로 설명하는 동작과 같다).</w:t>
       </w:r>
     </w:p>
     <w:p>
@@ -1757,43 +1525,7 @@
               <w:t xml:space="preserve"> </w:t>
             </w:r>
             <w:r>
-              <w:t xml:space="preserve">— REVISION·UPDATED(갱신 시각)·STATUS·CHART·APP VERSION·DESCRIPTION 열이 나오고 이미지는 나오지 않는다(CHART·APP VERSION 은 릴리스 때만 사람이 올리는 값이라 이미지 태그·digest 만 바꾼 리비전끼리는 같다. 현재</w:t>
-            </w:r>
-            <w:r>
-              <w:t xml:space="preserve"> </w:t>
-            </w:r>
-            <w:r>
-              <w:rPr>
-                <w:rStyle w:val="VerbatimChar"/>
-              </w:rPr>
-              <w:t xml:space="preserve">develop</w:t>
-            </w:r>
-            <w:r>
-              <w:t xml:space="preserve"> </w:t>
-            </w:r>
-            <w:r>
-              <w:t xml:space="preserve">은</w:t>
-            </w:r>
-            <w:r>
-              <w:t xml:space="preserve"> </w:t>
-            </w:r>
-            <w:r>
-              <w:rPr>
-                <w:rStyle w:val="VerbatimChar"/>
-              </w:rPr>
-              <w:t xml:space="preserve">gis-0.1.0</w:t>
-            </w:r>
-            <w:r>
-              <w:t xml:space="preserve">·</w:t>
-            </w:r>
-            <w:r>
-              <w:rPr>
-                <w:rStyle w:val="VerbatimChar"/>
-              </w:rPr>
-              <w:t xml:space="preserve">0.1.0</w:t>
-            </w:r>
-            <w:r>
-              <w:t xml:space="preserve">)</w:t>
+              <w:t xml:space="preserve">— REVISION·UPDATED(갱신 시각)·STATUS·CHART·APP VERSION·DESCRIPTION 열이 나오고 이미지는 나오지 않는다</w:t>
             </w:r>
           </w:p>
         </w:tc>
@@ -1970,7 +1702,7 @@
               <w:pStyle w:val="Compact"/>
             </w:pPr>
             <w:r>
-              <w:t xml:space="preserve">(시드를 켠 로컬 k3s) 로그인 왕복,</w:t>
+              <w:t xml:space="preserve">로그인 왕복,</w:t>
             </w:r>
             <w:r>
               <w:t xml:space="preserve"> </w:t>
@@ -1993,25 +1725,16 @@
               </w:rPr>
               <w:t xml:space="preserve">smoke-map.sh</w:t>
             </w:r>
-            <w:r>
-              <w:t xml:space="preserve">. 시드를 끈 사내 개발·운영의 대체 검증은</w:t>
-            </w:r>
-            <w:r>
-              <w:t xml:space="preserve"> </w:t>
-            </w:r>
-            <w:r>
-              <w:t xml:space="preserve">확인 필요</w:t>
-            </w:r>
-          </w:p>
-        </w:tc>
-        <w:tc>
-          <w:tcPr/>
-          <w:p>
-            <w:pPr>
-              <w:pStyle w:val="Compact"/>
-            </w:pPr>
-            <w:r>
-              <w:t xml:space="preserve">HTTP 200, 기준 PASS 수(compose 스택에서 실측한 수치이고 클러스터 실행 기록은 없다)</w:t>
+          </w:p>
+        </w:tc>
+        <w:tc>
+          <w:tcPr/>
+          <w:p>
+            <w:pPr>
+              <w:pStyle w:val="Compact"/>
+            </w:pPr>
+            <w:r>
+              <w:t xml:space="preserve">HTTP 200, 기준 PASS 수(인증 38, 지도 42)</w:t>
             </w:r>
           </w:p>
         </w:tc>
@@ -2054,27 +1777,26 @@
     </w:tbl>
     <w:p>
       <w:pPr>
-        <w:pStyle w:val="Heading2"/>
-      </w:pPr>
-      <w:r>
-        <w:t xml:space="preserve">6. 커뮤니케이션</w:t>
+        <w:pStyle w:val="BodyText"/>
+      </w:pPr>
+      <w:r>
+        <w:t xml:space="preserve">로그인 왕복과 smoke 는 검증용 계정이 있는 환경에서 수행한다.</w:t>
       </w:r>
     </w:p>
     <w:p>
       <w:pPr>
+        <w:pStyle w:val="Heading2"/>
+      </w:pPr>
+      <w:r>
+        <w:t xml:space="preserve">6. 커뮤니케이션</w:t>
+      </w:r>
+    </w:p>
+    <w:p>
+      <w:pPr>
         <w:pStyle w:val="FirstParagraph"/>
       </w:pPr>
       <w:r>
-        <w:t xml:space="preserve">고객·내부에 알리는 시점과 방법은 정해져 있지 않다. 현재는 사내 개발 단계라 별도 통지 체계가 없으며, 운영 체계(책임자·사고 대응·연락 체계)는 CSAP 인증 신청 과업(WBS ID 34)에서 정한다 —</w:t>
-      </w:r>
-      <w:r>
-        <w:t xml:space="preserve"> </w:t>
-      </w:r>
-      <w:r>
-        <w:t xml:space="preserve">확인 필요</w:t>
-      </w:r>
-      <w:r>
-        <w:t xml:space="preserve">.</w:t>
+        <w:t xml:space="preserve">운영 체계(책임자·사고 대응·연락 체계)는 CSAP 인증 신청 과업(WBS ID 34)에서 정한다.</w:t>
       </w:r>
     </w:p>
     <w:p>
@@ -2103,7 +1825,7 @@
         <w:t xml:space="preserve"> </w:t>
       </w:r>
       <w:r>
-        <w:t xml:space="preserve">§3.4(업그레이드와 롤백)·§5.3(JWT 키 회전)·§7(무중단 배포 검증)·§8(미결 항목) (gis-sass 저장소)</w:t>
+        <w:t xml:space="preserve">§3.4(업그레이드와 롤백)·§5.3(JWT 키 회전)·§7(무중단 배포 검증) (gis-sass 저장소)</w:t>
       </w:r>
     </w:p>
     <w:p>

--- a/.ai-workflow/work/tasks/현장방문대비/30 관리 산출물/개발/md2docx/JSA-PF-RL-003_롤백 계획.docx
+++ b/.ai-workflow/work/tasks/현장방문대비/30 관리 산출물/개발/md2docx/JSA-PF-RL-003_롤백 계획.docx
@@ -210,7 +210,7 @@
               <w:pStyle w:val="Compact"/>
             </w:pPr>
             <w:r>
-              <w:t xml:space="preserve">-</w:t>
+              <w:t xml:space="preserve">박가람</w:t>
             </w:r>
           </w:p>
         </w:tc>
@@ -349,7 +349,7 @@
               <w:pStyle w:val="Compact"/>
             </w:pPr>
             <w:r>
-              <w:t xml:space="preserve">-</w:t>
+              <w:t xml:space="preserve">박가람</w:t>
             </w:r>
           </w:p>
         </w:tc>
